--- a/labs/lab05/report/report.docx
+++ b/labs/lab05/report/report.docx
@@ -117,11 +117,11 @@
         <w:pStyle w:val="FirstParagraph"/>
       </w:pPr>
       <w:r>
-        <w:t xml:space="preserve">Получить навыки управления системными слажбами операционной системы посредством systemd</w:t>
+        <w:t xml:space="preserve">Изучение механизмов изменения идентификаторов, применения SetUID- и Sticky-битов. Получение практических навыков работы в консоли с дополнительными атрибутами. Рассмотрение работы механизма смены идентификатора процессов пользователей, а также влияние бита Sticky на запись и удаление файлов.</w:t>
       </w:r>
     </w:p>
     <w:bookmarkEnd w:id="20"/>
-    <w:bookmarkStart w:id="81" w:name="выполнение-лабораторной-работы"/>
+    <w:bookmarkStart w:id="75" w:name="выполнение-лабораторной-работы"/>
     <w:p>
       <w:pPr>
         <w:pStyle w:val="Heading1"/>
@@ -144,7 +144,7 @@
         <w:pStyle w:val="FirstParagraph"/>
       </w:pPr>
       <w:r>
-        <w:t xml:space="preserve">Для начала откроем терминал и перейдем в супер пользователя root после чего проверяем статус службы Very Secure FTP и устанавливаем его (рис. 1).</w:t>
+        <w:t xml:space="preserve">Для начала откроем терминал и перейдем в пользователя guest</w:t>
       </w:r>
     </w:p>
     <w:p>
@@ -154,7 +154,7 @@
       <w:r>
         <w:drawing>
           <wp:inline>
-            <wp:extent cx="3733800" cy="3231095"/>
+            <wp:extent cx="3000375" cy="1304925"/>
             <wp:effectExtent b="0" l="0" r="0" t="0"/>
             <wp:docPr descr="1" title="" id="22" name="Picture"/>
             <a:graphic>
@@ -175,7 +175,7 @@
                   <pic:spPr bwMode="auto">
                     <a:xfrm>
                       <a:off x="0" y="0"/>
-                      <a:ext cx="3733800" cy="3231095"/>
+                      <a:ext cx="3000375" cy="1304925"/>
                     </a:xfrm>
                     <a:prstGeom prst="rect">
                       <a:avLst/>
@@ -207,7 +207,7 @@
         <w:pStyle w:val="BodyText"/>
       </w:pPr>
       <w:r>
-        <w:t xml:space="preserve">Далее запускаем службу Very Secure FTP и проверяем статус службы Very Secure FTP (рис. 2).</w:t>
+        <w:t xml:space="preserve">Далее создадим программму simpleid</w:t>
       </w:r>
     </w:p>
     <w:p>
@@ -217,7 +217,7 @@
       <w:r>
         <w:drawing>
           <wp:inline>
-            <wp:extent cx="3733800" cy="1001849"/>
+            <wp:extent cx="3733800" cy="1241633"/>
             <wp:effectExtent b="0" l="0" r="0" t="0"/>
             <wp:docPr descr="2" title="" id="25" name="Picture"/>
             <a:graphic>
@@ -238,7 +238,7 @@
                   <pic:spPr bwMode="auto">
                     <a:xfrm>
                       <a:off x="0" y="0"/>
-                      <a:ext cx="3733800" cy="1001849"/>
+                      <a:ext cx="3733800" cy="1241633"/>
                     </a:xfrm>
                     <a:prstGeom prst="rect">
                       <a:avLst/>
@@ -270,13 +270,7 @@
         <w:pStyle w:val="BodyText"/>
       </w:pPr>
       <w:r>
-        <w:t xml:space="preserve">После чего чтобы добавить службу Very Secure FTP в автозапуск при загрузке операционной системы используем команду</w:t>
-      </w:r>
-      <w:r>
-        <w:t xml:space="preserve"> </w:t>
-      </w:r>
-      <w:r>
-        <w:t xml:space="preserve">systemctl enable vsftpd затем проверяем статус службы после чего удаляем службу из автозапуска используя команду systemctl disable и снова проверяем статус (рис.3).</w:t>
+        <w:t xml:space="preserve">После создания программы скомпелируем ее, далее выполним и выполним системную программу id</w:t>
       </w:r>
     </w:p>
     <w:p>
@@ -286,7 +280,7 @@
       <w:r>
         <w:drawing>
           <wp:inline>
-            <wp:extent cx="3733800" cy="2010507"/>
+            <wp:extent cx="3733800" cy="349408"/>
             <wp:effectExtent b="0" l="0" r="0" t="0"/>
             <wp:docPr descr="3" title="" id="28" name="Picture"/>
             <a:graphic>
@@ -307,7 +301,7 @@
                   <pic:spPr bwMode="auto">
                     <a:xfrm>
                       <a:off x="0" y="0"/>
-                      <a:ext cx="3733800" cy="2010507"/>
+                      <a:ext cx="3733800" cy="349408"/>
                     </a:xfrm>
                     <a:prstGeom prst="rect">
                       <a:avLst/>
@@ -339,7 +333,7 @@
         <w:pStyle w:val="BodyText"/>
       </w:pPr>
       <w:r>
-        <w:t xml:space="preserve">Далее выводим символические ссылки ответственные за запуск различных сервисов после первого вывода мы увидим что ссылки на vsftpd.service не существует.После чего добавим службу Very Secure FTP в автозапуск и еще раз выведем ссылки и обнаружим что vsftpd.service добавилась (рис. 4).</w:t>
+        <w:t xml:space="preserve">Затем усложним программу и назовем simpled2</w:t>
       </w:r>
     </w:p>
     <w:p>
@@ -349,7 +343,7 @@
       <w:r>
         <w:drawing>
           <wp:inline>
-            <wp:extent cx="3733800" cy="955723"/>
+            <wp:extent cx="3733800" cy="1619933"/>
             <wp:effectExtent b="0" l="0" r="0" t="0"/>
             <wp:docPr descr="4" title="" id="31" name="Picture"/>
             <a:graphic>
@@ -370,7 +364,7 @@
                   <pic:spPr bwMode="auto">
                     <a:xfrm>
                       <a:off x="0" y="0"/>
-                      <a:ext cx="3733800" cy="955723"/>
+                      <a:ext cx="3733800" cy="1619933"/>
                     </a:xfrm>
                     <a:prstGeom prst="rect">
                       <a:avLst/>
@@ -402,7 +396,7 @@
         <w:pStyle w:val="BodyText"/>
       </w:pPr>
       <w:r>
-        <w:t xml:space="preserve">Затем проверяем снова статус службы и увидим что файл юнита состояния изменено disabled на enabled(рис. 5).</w:t>
+        <w:t xml:space="preserve">После чего скомпелируем и запустим ее</w:t>
       </w:r>
     </w:p>
     <w:p>
@@ -412,7 +406,7 @@
       <w:r>
         <w:drawing>
           <wp:inline>
-            <wp:extent cx="3733800" cy="873522"/>
+            <wp:extent cx="3733800" cy="529851"/>
             <wp:effectExtent b="0" l="0" r="0" t="0"/>
             <wp:docPr descr="5" title="" id="34" name="Picture"/>
             <a:graphic>
@@ -433,7 +427,7 @@
                   <pic:spPr bwMode="auto">
                     <a:xfrm>
                       <a:off x="0" y="0"/>
-                      <a:ext cx="3733800" cy="873522"/>
+                      <a:ext cx="3733800" cy="529851"/>
                     </a:xfrm>
                     <a:prstGeom prst="rect">
                       <a:avLst/>
@@ -465,7 +459,7 @@
         <w:pStyle w:val="BodyText"/>
       </w:pPr>
       <w:r>
-        <w:t xml:space="preserve">Теперь выведем список зависимостей юнита (рис. 6).</w:t>
+        <w:t xml:space="preserve">Далее откроем второй терминла и перейдем в суперпользователя и выполним команды</w:t>
       </w:r>
     </w:p>
     <w:p>
@@ -475,7 +469,7 @@
       <w:r>
         <w:drawing>
           <wp:inline>
-            <wp:extent cx="3733800" cy="2417422"/>
+            <wp:extent cx="3733800" cy="553155"/>
             <wp:effectExtent b="0" l="0" r="0" t="0"/>
             <wp:docPr descr="6" title="" id="37" name="Picture"/>
             <a:graphic>
@@ -496,7 +490,7 @@
                   <pic:spPr bwMode="auto">
                     <a:xfrm>
                       <a:off x="0" y="0"/>
-                      <a:ext cx="3733800" cy="2417422"/>
+                      <a:ext cx="3733800" cy="553155"/>
                     </a:xfrm>
                     <a:prstGeom prst="rect">
                       <a:avLst/>
@@ -528,7 +522,7 @@
         <w:pStyle w:val="BodyText"/>
       </w:pPr>
       <w:r>
-        <w:t xml:space="preserve">Затем выведем список юнитов которые зависят от данного юнита(рис. 7).</w:t>
+        <w:t xml:space="preserve">Затем выполним проверку правильности установки новых атрибутов и смены владельца simpleid2, и запустим simpleid2</w:t>
       </w:r>
     </w:p>
     <w:p>
@@ -538,7 +532,7 @@
       <w:r>
         <w:drawing>
           <wp:inline>
-            <wp:extent cx="3733800" cy="466725"/>
+            <wp:extent cx="3733800" cy="517556"/>
             <wp:effectExtent b="0" l="0" r="0" t="0"/>
             <wp:docPr descr="7" title="" id="40" name="Picture"/>
             <a:graphic>
@@ -559,7 +553,7 @@
                   <pic:spPr bwMode="auto">
                     <a:xfrm>
                       <a:off x="0" y="0"/>
-                      <a:ext cx="3733800" cy="466725"/>
+                      <a:ext cx="3733800" cy="517556"/>
                     </a:xfrm>
                     <a:prstGeom prst="rect">
                       <a:avLst/>
@@ -591,7 +585,7 @@
         <w:pStyle w:val="BodyText"/>
       </w:pPr>
       <w:r>
-        <w:t xml:space="preserve">После чего мы устанавливаем iptables (рис. 8).</w:t>
+        <w:t xml:space="preserve">После чего создадим программу readfile</w:t>
       </w:r>
     </w:p>
     <w:p>
@@ -601,7 +595,7 @@
       <w:r>
         <w:drawing>
           <wp:inline>
-            <wp:extent cx="3733800" cy="1712341"/>
+            <wp:extent cx="3733800" cy="1774404"/>
             <wp:effectExtent b="0" l="0" r="0" t="0"/>
             <wp:docPr descr="8" title="" id="43" name="Picture"/>
             <a:graphic>
@@ -622,7 +616,7 @@
                   <pic:spPr bwMode="auto">
                     <a:xfrm>
                       <a:off x="0" y="0"/>
-                      <a:ext cx="3733800" cy="1712341"/>
+                      <a:ext cx="3733800" cy="1774404"/>
                     </a:xfrm>
                     <a:prstGeom prst="rect">
                       <a:avLst/>
@@ -654,7 +648,7 @@
         <w:pStyle w:val="BodyText"/>
       </w:pPr>
       <w:r>
-        <w:t xml:space="preserve">Проверяем статус firewalld и iptables (рис. 9).</w:t>
+        <w:t xml:space="preserve">Скомпелируем readfile</w:t>
       </w:r>
     </w:p>
     <w:p>
@@ -664,7 +658,7 @@
       <w:r>
         <w:drawing>
           <wp:inline>
-            <wp:extent cx="3733800" cy="1204451"/>
+            <wp:extent cx="3733800" cy="428316"/>
             <wp:effectExtent b="0" l="0" r="0" t="0"/>
             <wp:docPr descr="9" title="" id="46" name="Picture"/>
             <a:graphic>
@@ -685,7 +679,7 @@
                   <pic:spPr bwMode="auto">
                     <a:xfrm>
                       <a:off x="0" y="0"/>
-                      <a:ext cx="3733800" cy="1204451"/>
+                      <a:ext cx="3733800" cy="428316"/>
                     </a:xfrm>
                     <a:prstGeom prst="rect">
                       <a:avLst/>
@@ -717,7 +711,7 @@
         <w:pStyle w:val="BodyText"/>
       </w:pPr>
       <w:r>
-        <w:t xml:space="preserve">Пробуем запустить firewalld и iptables (рис. 10).</w:t>
+        <w:t xml:space="preserve">После чего перейдем в супер пользователя и сменим владельца файла на root и установим права 600</w:t>
       </w:r>
     </w:p>
     <w:p>
@@ -727,7 +721,7 @@
       <w:r>
         <w:drawing>
           <wp:inline>
-            <wp:extent cx="3733800" cy="2073442"/>
+            <wp:extent cx="3733800" cy="280435"/>
             <wp:effectExtent b="0" l="0" r="0" t="0"/>
             <wp:docPr descr="10" title="" id="49" name="Picture"/>
             <a:graphic>
@@ -748,7 +742,7 @@
                   <pic:spPr bwMode="auto">
                     <a:xfrm>
                       <a:off x="0" y="0"/>
-                      <a:ext cx="3733800" cy="2073442"/>
+                      <a:ext cx="3733800" cy="280435"/>
                     </a:xfrm>
                     <a:prstGeom prst="rect">
                       <a:avLst/>
@@ -780,7 +774,7 @@
         <w:pStyle w:val="BodyText"/>
       </w:pPr>
       <w:r>
-        <w:t xml:space="preserve">После чего выведем на экран настройки конфликтов для firewalld и окажется что у него конфликт будет называться iptables.service iptable.service ebtables.service ipset.service (рис. 11).</w:t>
+        <w:t xml:space="preserve">После все проделанных действий выведем прочитанный файл /etc/shadow</w:t>
       </w:r>
     </w:p>
     <w:p>
@@ -790,7 +784,7 @@
       <w:r>
         <w:drawing>
           <wp:inline>
-            <wp:extent cx="3733800" cy="1617980"/>
+            <wp:extent cx="3733800" cy="2794733"/>
             <wp:effectExtent b="0" l="0" r="0" t="0"/>
             <wp:docPr descr="11" title="" id="52" name="Picture"/>
             <a:graphic>
@@ -811,7 +805,7 @@
                   <pic:spPr bwMode="auto">
                     <a:xfrm>
                       <a:off x="0" y="0"/>
-                      <a:ext cx="3733800" cy="1617980"/>
+                      <a:ext cx="3733800" cy="2794733"/>
                     </a:xfrm>
                     <a:prstGeom prst="rect">
                       <a:avLst/>
@@ -843,7 +837,7 @@
         <w:pStyle w:val="BodyText"/>
       </w:pPr>
       <w:r>
-        <w:t xml:space="preserve">Теперь выведем для iptables и там не будет конфликтов (рис. 12).</w:t>
+        <w:t xml:space="preserve">Затем перейдем в суперпользователя и проверим наличие директории tmp</w:t>
       </w:r>
     </w:p>
     <w:p>
@@ -853,7 +847,7 @@
       <w:r>
         <w:drawing>
           <wp:inline>
-            <wp:extent cx="3733800" cy="1189671"/>
+            <wp:extent cx="3733800" cy="855662"/>
             <wp:effectExtent b="0" l="0" r="0" t="0"/>
             <wp:docPr descr="12" title="" id="55" name="Picture"/>
             <a:graphic>
@@ -874,7 +868,7 @@
                   <pic:spPr bwMode="auto">
                     <a:xfrm>
                       <a:off x="0" y="0"/>
-                      <a:ext cx="3733800" cy="1189671"/>
+                      <a:ext cx="3733800" cy="855662"/>
                     </a:xfrm>
                     <a:prstGeom prst="rect">
                       <a:avLst/>
@@ -906,7 +900,7 @@
         <w:pStyle w:val="BodyText"/>
       </w:pPr>
       <w:r>
-        <w:t xml:space="preserve">После чего выгружаем службу iptables и загружаем службу firewalld и блокируем запуск iptables(рис. 13).</w:t>
+        <w:t xml:space="preserve">После чего от имени пользователя guest запишем слово test в file01, далее просмотрим атрибуты у только что созданного нами файла и разрешим чтение и запись для категории всех пользователей</w:t>
       </w:r>
     </w:p>
     <w:p>
@@ -916,7 +910,7 @@
       <w:r>
         <w:drawing>
           <wp:inline>
-            <wp:extent cx="3733800" cy="338070"/>
+            <wp:extent cx="3733800" cy="929337"/>
             <wp:effectExtent b="0" l="0" r="0" t="0"/>
             <wp:docPr descr="13" title="" id="58" name="Picture"/>
             <a:graphic>
@@ -937,7 +931,7 @@
                   <pic:spPr bwMode="auto">
                     <a:xfrm>
                       <a:off x="0" y="0"/>
-                      <a:ext cx="3733800" cy="338070"/>
+                      <a:ext cx="3733800" cy="929337"/>
                     </a:xfrm>
                     <a:prstGeom prst="rect">
                       <a:avLst/>
@@ -969,7 +963,7 @@
         <w:pStyle w:val="BodyText"/>
       </w:pPr>
       <w:r>
-        <w:t xml:space="preserve">После блокировки iptables пробуем запустить его и у нас появляется ошибка указывающая что служба замаскирована и по этой причине не может быть запущена.Пробуем добавить iptables в автозапуск и убеждаемся что сервис будет не активен и также будет оотображаться как замаскированным (рис. [-fig. 14).</w:t>
+        <w:t xml:space="preserve">Далее перейдем в пользователя guest2,и попробуем прочитать file01, затем дозаписать в file01 test2,теперь проверим содержимое файла, и проделаем то же самое для test4,после чего попробуем удалить</w:t>
       </w:r>
     </w:p>
     <w:p>
@@ -979,7 +973,7 @@
       <w:r>
         <w:drawing>
           <wp:inline>
-            <wp:extent cx="3733800" cy="370939"/>
+            <wp:extent cx="3733800" cy="1352550"/>
             <wp:effectExtent b="0" l="0" r="0" t="0"/>
             <wp:docPr descr="14" title="" id="61" name="Picture"/>
             <a:graphic>
@@ -1000,7 +994,7 @@
                   <pic:spPr bwMode="auto">
                     <a:xfrm>
                       <a:off x="0" y="0"/>
-                      <a:ext cx="3733800" cy="370939"/>
+                      <a:ext cx="3733800" cy="1352550"/>
                     </a:xfrm>
                     <a:prstGeom prst="rect">
                       <a:avLst/>
@@ -1032,7 +1026,7 @@
         <w:pStyle w:val="BodyText"/>
       </w:pPr>
       <w:r>
-        <w:t xml:space="preserve">После чего переходим в каталог system и нахом список всех целей которые можно изолировать (рис. 15).</w:t>
+        <w:t xml:space="preserve">После все проделанных действий повысим свои права до суперпользователя и выполним команду снять sticky-бит директории</w:t>
       </w:r>
     </w:p>
     <w:p>
@@ -1042,7 +1036,7 @@
       <w:r>
         <w:drawing>
           <wp:inline>
-            <wp:extent cx="3733800" cy="2442858"/>
+            <wp:extent cx="3362325" cy="333375"/>
             <wp:effectExtent b="0" l="0" r="0" t="0"/>
             <wp:docPr descr="15" title="" id="64" name="Picture"/>
             <a:graphic>
@@ -1063,7 +1057,7 @@
                   <pic:spPr bwMode="auto">
                     <a:xfrm>
                       <a:off x="0" y="0"/>
-                      <a:ext cx="3733800" cy="2442858"/>
+                      <a:ext cx="3362325" cy="333375"/>
                     </a:xfrm>
                     <a:prstGeom prst="rect">
                       <a:avLst/>
@@ -1095,7 +1089,7 @@
         <w:pStyle w:val="BodyText"/>
       </w:pPr>
       <w:r>
-        <w:t xml:space="preserve">Далее переключаем операционную систему в режим восстановления (рис. 16).</w:t>
+        <w:t xml:space="preserve">Затем от пользователя guest2 ,проверим что sticky-бит снят</w:t>
       </w:r>
     </w:p>
     <w:p>
@@ -1105,7 +1099,7 @@
       <w:r>
         <w:drawing>
           <wp:inline>
-            <wp:extent cx="3733800" cy="503433"/>
+            <wp:extent cx="3733800" cy="319624"/>
             <wp:effectExtent b="0" l="0" r="0" t="0"/>
             <wp:docPr descr="16" title="" id="67" name="Picture"/>
             <a:graphic>
@@ -1126,7 +1120,7 @@
                   <pic:spPr bwMode="auto">
                     <a:xfrm>
                       <a:off x="0" y="0"/>
-                      <a:ext cx="3733800" cy="503433"/>
+                      <a:ext cx="3733800" cy="319624"/>
                     </a:xfrm>
                     <a:prstGeom prst="rect">
                       <a:avLst/>
@@ -1155,12 +1149,20 @@
     </w:p>
     <w:p>
       <w:pPr>
+        <w:pStyle w:val="BodyText"/>
+      </w:pPr>
+      <w:r>
+        <w:t xml:space="preserve">И проделаем те же дейтсвия, что и со словами test2 и test3</w:t>
+      </w:r>
+    </w:p>
+    <w:p>
+      <w:pPr>
         <w:pStyle w:val="CaptionedFigure"/>
       </w:pPr>
       <w:r>
         <w:drawing>
           <wp:inline>
-            <wp:extent cx="3733800" cy="644169"/>
+            <wp:extent cx="3733800" cy="1107222"/>
             <wp:effectExtent b="0" l="0" r="0" t="0"/>
             <wp:docPr descr="17" title="" id="70" name="Picture"/>
             <a:graphic>
@@ -1181,7 +1183,7 @@
                   <pic:spPr bwMode="auto">
                     <a:xfrm>
                       <a:off x="0" y="0"/>
-                      <a:ext cx="3733800" cy="644169"/>
+                      <a:ext cx="3733800" cy="1107222"/>
                     </a:xfrm>
                     <a:prstGeom prst="rect">
                       <a:avLst/>
@@ -1213,7 +1215,7 @@
         <w:pStyle w:val="BodyText"/>
       </w:pPr>
       <w:r>
-        <w:t xml:space="preserve">После перезапуска системы переходим в супер пользователя root и выводим установленную цель по умолчанию (рис. 18).</w:t>
+        <w:t xml:space="preserve">После чего перейдем в суперпользователя и вернем sticky- бит на директорию /tmp</w:t>
       </w:r>
     </w:p>
     <w:p>
@@ -1223,7 +1225,7 @@
       <w:r>
         <w:drawing>
           <wp:inline>
-            <wp:extent cx="3733800" cy="556794"/>
+            <wp:extent cx="3371850" cy="819150"/>
             <wp:effectExtent b="0" l="0" r="0" t="0"/>
             <wp:docPr descr="18" title="" id="73" name="Picture"/>
             <a:graphic>
@@ -1244,7 +1246,7 @@
                   <pic:spPr bwMode="auto">
                     <a:xfrm>
                       <a:off x="0" y="0"/>
-                      <a:ext cx="3733800" cy="556794"/>
+                      <a:ext cx="3371850" cy="819150"/>
                     </a:xfrm>
                     <a:prstGeom prst="rect">
                       <a:avLst/>
@@ -1271,134 +1273,8 @@
         <w:t xml:space="preserve">Рис. 18: 18</w:t>
       </w:r>
     </w:p>
-    <w:p>
-      <w:pPr>
-        <w:pStyle w:val="BodyText"/>
-      </w:pPr>
-      <w:r>
-        <w:t xml:space="preserve">Далее устанавливаем цель используем команду systemctl set-default multi-user.target и перезаружем систему командой reboot.(рис. 19).</w:t>
-      </w:r>
-    </w:p>
-    <w:p>
-      <w:pPr>
-        <w:pStyle w:val="CaptionedFigure"/>
-      </w:pPr>
-      <w:r>
-        <w:drawing>
-          <wp:inline>
-            <wp:extent cx="3733800" cy="248919"/>
-            <wp:effectExtent b="0" l="0" r="0" t="0"/>
-            <wp:docPr descr="19" title="" id="76" name="Picture"/>
-            <a:graphic>
-              <a:graphicData uri="http://schemas.openxmlformats.org/drawingml/2006/picture">
-                <pic:pic>
-                  <pic:nvPicPr>
-                    <pic:cNvPr descr="image/19.png" id="77" name="Picture"/>
-                    <pic:cNvPicPr>
-                      <a:picLocks noChangeArrowheads="1" noChangeAspect="1"/>
-                    </pic:cNvPicPr>
-                  </pic:nvPicPr>
-                  <pic:blipFill>
-                    <a:blip r:embed="rId75"/>
-                    <a:stretch>
-                      <a:fillRect/>
-                    </a:stretch>
-                  </pic:blipFill>
-                  <pic:spPr bwMode="auto">
-                    <a:xfrm>
-                      <a:off x="0" y="0"/>
-                      <a:ext cx="3733800" cy="248919"/>
-                    </a:xfrm>
-                    <a:prstGeom prst="rect">
-                      <a:avLst/>
-                    </a:prstGeom>
-                    <a:noFill/>
-                    <a:ln w="9525">
-                      <a:noFill/>
-                      <a:headEnd/>
-                      <a:tailEnd/>
-                    </a:ln>
-                  </pic:spPr>
-                </pic:pic>
-              </a:graphicData>
-            </a:graphic>
-          </wp:inline>
-        </w:drawing>
-      </w:r>
-    </w:p>
-    <w:p>
-      <w:pPr>
-        <w:pStyle w:val="ImageCaption"/>
-      </w:pPr>
-      <w:r>
-        <w:t xml:space="preserve">Рис. 19: 19</w:t>
-      </w:r>
-    </w:p>
-    <w:p>
-      <w:pPr>
-        <w:pStyle w:val="BodyText"/>
-      </w:pPr>
-      <w:r>
-        <w:t xml:space="preserve">Затем проверяем что система загрузилась в текстовом режиме.После чего получаем полномочия администратора для и вводим команду systemctl set-default graphical.target и вновь перезагружаем командой reboot.Убеждаемся что загрузилась в графическом режиме (рис. 20).</w:t>
-      </w:r>
-    </w:p>
-    <w:p>
-      <w:pPr>
-        <w:pStyle w:val="CaptionedFigure"/>
-      </w:pPr>
-      <w:r>
-        <w:drawing>
-          <wp:inline>
-            <wp:extent cx="3733800" cy="980357"/>
-            <wp:effectExtent b="0" l="0" r="0" t="0"/>
-            <wp:docPr descr="20" title="" id="79" name="Picture"/>
-            <a:graphic>
-              <a:graphicData uri="http://schemas.openxmlformats.org/drawingml/2006/picture">
-                <pic:pic>
-                  <pic:nvPicPr>
-                    <pic:cNvPr descr="image/20.png" id="80" name="Picture"/>
-                    <pic:cNvPicPr>
-                      <a:picLocks noChangeArrowheads="1" noChangeAspect="1"/>
-                    </pic:cNvPicPr>
-                  </pic:nvPicPr>
-                  <pic:blipFill>
-                    <a:blip r:embed="rId78"/>
-                    <a:stretch>
-                      <a:fillRect/>
-                    </a:stretch>
-                  </pic:blipFill>
-                  <pic:spPr bwMode="auto">
-                    <a:xfrm>
-                      <a:off x="0" y="0"/>
-                      <a:ext cx="3733800" cy="980357"/>
-                    </a:xfrm>
-                    <a:prstGeom prst="rect">
-                      <a:avLst/>
-                    </a:prstGeom>
-                    <a:noFill/>
-                    <a:ln w="9525">
-                      <a:noFill/>
-                      <a:headEnd/>
-                      <a:tailEnd/>
-                    </a:ln>
-                  </pic:spPr>
-                </pic:pic>
-              </a:graphicData>
-            </a:graphic>
-          </wp:inline>
-        </w:drawing>
-      </w:r>
-    </w:p>
-    <w:p>
-      <w:pPr>
-        <w:pStyle w:val="ImageCaption"/>
-      </w:pPr>
-      <w:r>
-        <w:t xml:space="preserve">Рис. 20: 20</w:t>
-      </w:r>
-    </w:p>
-    <w:bookmarkEnd w:id="81"/>
-    <w:bookmarkStart w:id="82" w:name="контрольные-вопросы"/>
+    <w:bookmarkEnd w:id="75"/>
+    <w:bookmarkStart w:id="76" w:name="выводы"/>
     <w:p>
       <w:pPr>
         <w:pStyle w:val="Heading1"/>
@@ -1413,19 +1289,7 @@
         <w:tab/>
       </w:r>
       <w:r>
-        <w:t xml:space="preserve">Контрольные вопросы</w:t>
-      </w:r>
-    </w:p>
-    <w:p>
-      <w:pPr>
-        <w:pStyle w:val="Compact"/>
-        <w:numPr>
-          <w:ilvl w:val="0"/>
-          <w:numId w:val="1001"/>
-        </w:numPr>
-      </w:pPr>
-      <w:r>
-        <w:t xml:space="preserve">Что такое юнит (unit)? Приведите примеры.</w:t>
+        <w:t xml:space="preserve">Выводы</w:t>
       </w:r>
     </w:p>
     <w:p>
@@ -1433,181 +1297,10 @@
         <w:pStyle w:val="FirstParagraph"/>
       </w:pPr>
       <w:r>
-        <w:t xml:space="preserve">Ответ - это объект systemd описывающий службу, устройство точку монтирования и т.д</w:t>
-      </w:r>
-      <w:r>
-        <w:t xml:space="preserve"> </w:t>
-      </w:r>
-      <w:r>
-        <w:t xml:space="preserve">Пример - service, target, mount</w:t>
-      </w:r>
-    </w:p>
-    <w:p>
-      <w:pPr>
-        <w:pStyle w:val="Compact"/>
-        <w:numPr>
-          <w:ilvl w:val="0"/>
-          <w:numId w:val="1002"/>
-        </w:numPr>
-      </w:pPr>
-      <w:r>
-        <w:t xml:space="preserve">Какая команда позволяет вам убедиться, что цель больше не входит в список автома-тического запуска при загрузке системы?</w:t>
-      </w:r>
-    </w:p>
-    <w:p>
-      <w:pPr>
-        <w:pStyle w:val="FirstParagraph"/>
-      </w:pPr>
-      <w:r>
-        <w:t xml:space="preserve">Ответ - чтобы проверить что цель больше не включина в автозапуск надо ввеси команду systemctl is-enabled</w:t>
-      </w:r>
-      <w:r>
-        <w:t xml:space="preserve"> </w:t>
-      </w:r>
-    </w:p>
-    <w:p>
-      <w:pPr>
-        <w:pStyle w:val="Compact"/>
-        <w:numPr>
-          <w:ilvl w:val="0"/>
-          <w:numId w:val="1003"/>
-        </w:numPr>
-      </w:pPr>
-      <w:r>
-        <w:t xml:space="preserve">Какую команду вы должны использовать для отображения всех сервисных юнитов,которые в настоящее время загружены?</w:t>
-      </w:r>
-    </w:p>
-    <w:p>
-      <w:pPr>
-        <w:pStyle w:val="FirstParagraph"/>
-      </w:pPr>
-      <w:r>
-        <w:t xml:space="preserve">Ответ - чтобы показать все загруженные сервисные юниты надо ввести команду systemctl list-units –type=service</w:t>
-      </w:r>
-    </w:p>
-    <w:p>
-      <w:pPr>
-        <w:pStyle w:val="Compact"/>
-        <w:numPr>
-          <w:ilvl w:val="0"/>
-          <w:numId w:val="1004"/>
-        </w:numPr>
-      </w:pPr>
-      <w:r>
-        <w:t xml:space="preserve">Как создать отребность (wants) в сервисе?</w:t>
-      </w:r>
-    </w:p>
-    <w:p>
-      <w:pPr>
-        <w:pStyle w:val="FirstParagraph"/>
-      </w:pPr>
-      <w:r>
-        <w:t xml:space="preserve">Ответ - что создать отребность (wants) в сервисе нужна команда systemctl add-wants</w:t>
-      </w:r>
-      <w:r>
-        <w:t xml:space="preserve"> </w:t>
-      </w:r>
-      <w:r>
-        <w:t xml:space="preserve">.target</w:t>
-      </w:r>
-      <w:r>
-        <w:t xml:space="preserve"> </w:t>
-      </w:r>
-      <w:r>
-        <w:t xml:space="preserve">.service</w:t>
-      </w:r>
-    </w:p>
-    <w:p>
-      <w:pPr>
-        <w:pStyle w:val="Compact"/>
-        <w:numPr>
-          <w:ilvl w:val="0"/>
-          <w:numId w:val="1005"/>
-        </w:numPr>
-      </w:pPr>
-      <w:r>
-        <w:t xml:space="preserve">Как переключить текущее состояние на цель восстановления (rescue target)?</w:t>
-      </w:r>
-    </w:p>
-    <w:p>
-      <w:pPr>
-        <w:pStyle w:val="FirstParagraph"/>
-      </w:pPr>
-      <w:r>
-        <w:t xml:space="preserve">Ответ - чтобы переключить текущее нужно переключиться в режим восстановления благодаря команде systemctl isolate rescue.target</w:t>
-      </w:r>
-    </w:p>
-    <w:p>
-      <w:pPr>
-        <w:pStyle w:val="Compact"/>
-        <w:numPr>
-          <w:ilvl w:val="0"/>
-          <w:numId w:val="1006"/>
-        </w:numPr>
-      </w:pPr>
-      <w:r>
-        <w:t xml:space="preserve">Поясните причину получения сообщения о том, что цель не может быть изолирована.</w:t>
-      </w:r>
-    </w:p>
-    <w:p>
-      <w:pPr>
-        <w:pStyle w:val="FirstParagraph"/>
-      </w:pPr>
-      <w:r>
-        <w:t xml:space="preserve">Ответ - Цель не может быть изолирована если она не установлена как AllowIsolate=yes в unit-файле</w:t>
-      </w:r>
-    </w:p>
-    <w:p>
-      <w:pPr>
-        <w:pStyle w:val="Compact"/>
-        <w:numPr>
-          <w:ilvl w:val="0"/>
-          <w:numId w:val="1007"/>
-        </w:numPr>
-      </w:pPr>
-      <w:r>
-        <w:t xml:space="preserve">Вы хотите отключить службу systemd, но, прежде чем сделать это, вы хотите узнать, какие другие юниты зависят от этой службы. Какую команду вы бы использовали?</w:t>
-      </w:r>
-    </w:p>
-    <w:p>
-      <w:pPr>
-        <w:pStyle w:val="FirstParagraph"/>
-      </w:pPr>
-      <w:r>
-        <w:t xml:space="preserve">Ответ - Показать зависимоть от службы командой systemctl list-dependecies</w:t>
-      </w:r>
-      <w:r>
-        <w:t xml:space="preserve"> </w:t>
-      </w:r>
-    </w:p>
-    <w:bookmarkEnd w:id="82"/>
-    <w:bookmarkStart w:id="83" w:name="выводы"/>
-    <w:p>
-      <w:pPr>
-        <w:pStyle w:val="Heading1"/>
-      </w:pPr>
-      <w:r>
-        <w:rPr>
-          <w:rStyle w:val="SectionNumber"/>
-        </w:rPr>
-        <w:t xml:space="preserve">4</w:t>
-      </w:r>
-      <w:r>
-        <w:tab/>
-      </w:r>
-      <w:r>
-        <w:t xml:space="preserve">Выводы</w:t>
-      </w:r>
-    </w:p>
-    <w:p>
-      <w:pPr>
-        <w:pStyle w:val="FirstParagraph"/>
-      </w:pPr>
-      <w:r>
-        <w:t xml:space="preserve">В результате выполнения лабораторной работы я получил нываки работы управления системными служюами операционной системе посредством systemd</w:t>
-      </w:r>
-    </w:p>
-    <w:bookmarkEnd w:id="83"/>
+        <w:t xml:space="preserve">В результате выполнения лабораторной работы я изучил механизм изменения идентификаторов, примененияSetUID- и Sticky-битов. Получение практических навыков работы в консоли с дополнительными атрибутами. Рассмотрение работы механизма смены идентификатора процессов пользователей, а также влияние бита Sticky на запись и удаление файлов</w:t>
+      </w:r>
+    </w:p>
+    <w:bookmarkEnd w:id="76"/>
     <w:sectPr/>
   </w:body>
 </w:document>
@@ -1714,813 +1407,8 @@
       </w:pPr>
     </w:lvl>
   </w:abstractNum>
-  <w:abstractNum w:abstractNumId="99411">
-    <w:nsid w:val="00A99411"/>
-    <w:multiLevelType w:val="multilevel"/>
-    <w:lvl w:ilvl="0">
-      <w:start w:val="1"/>
-      <w:numFmt w:val="decimal"/>
-      <w:lvlText w:val="%1."/>
-      <w:lvlJc w:val="left"/>
-      <w:pPr>
-        <w:ind w:left="720" w:hanging="480"/>
-      </w:pPr>
-    </w:lvl>
-    <w:lvl w:ilvl="1">
-      <w:start w:val="1"/>
-      <w:numFmt w:val="decimal"/>
-      <w:lvlText w:val="%2."/>
-      <w:lvlJc w:val="left"/>
-      <w:pPr>
-        <w:ind w:left="1440" w:hanging="480"/>
-      </w:pPr>
-    </w:lvl>
-    <w:lvl w:ilvl="2">
-      <w:start w:val="1"/>
-      <w:numFmt w:val="decimal"/>
-      <w:lvlText w:val="%3."/>
-      <w:lvlJc w:val="left"/>
-      <w:pPr>
-        <w:ind w:left="2160" w:hanging="480"/>
-      </w:pPr>
-    </w:lvl>
-    <w:lvl w:ilvl="3">
-      <w:start w:val="1"/>
-      <w:numFmt w:val="decimal"/>
-      <w:lvlText w:val="%4."/>
-      <w:lvlJc w:val="left"/>
-      <w:pPr>
-        <w:ind w:left="2880" w:hanging="480"/>
-      </w:pPr>
-    </w:lvl>
-    <w:lvl w:ilvl="4">
-      <w:start w:val="1"/>
-      <w:numFmt w:val="decimal"/>
-      <w:lvlText w:val="%5."/>
-      <w:lvlJc w:val="left"/>
-      <w:pPr>
-        <w:ind w:left="3600" w:hanging="480"/>
-      </w:pPr>
-    </w:lvl>
-    <w:lvl w:ilvl="5">
-      <w:start w:val="1"/>
-      <w:numFmt w:val="decimal"/>
-      <w:lvlText w:val="%6."/>
-      <w:lvlJc w:val="left"/>
-      <w:pPr>
-        <w:ind w:left="4320" w:hanging="480"/>
-      </w:pPr>
-    </w:lvl>
-    <w:lvl w:ilvl="6">
-      <w:start w:val="1"/>
-      <w:numFmt w:val="decimal"/>
-      <w:lvlText w:val="%7."/>
-      <w:lvlJc w:val="left"/>
-      <w:pPr>
-        <w:ind w:left="5040" w:hanging="480"/>
-      </w:pPr>
-    </w:lvl>
-    <w:lvl w:ilvl="7">
-      <w:start w:val="1"/>
-      <w:numFmt w:val="decimal"/>
-      <w:lvlText w:val="%8."/>
-      <w:lvlJc w:val="left"/>
-      <w:pPr>
-        <w:ind w:left="5760" w:hanging="480"/>
-      </w:pPr>
-    </w:lvl>
-    <w:lvl w:ilvl="8">
-      <w:start w:val="1"/>
-      <w:numFmt w:val="decimal"/>
-      <w:lvlText w:val="%9."/>
-      <w:lvlJc w:val="left"/>
-      <w:pPr>
-        <w:ind w:left="6480" w:hanging="480"/>
-      </w:pPr>
-    </w:lvl>
-  </w:abstractNum>
-  <w:abstractNum w:abstractNumId="99412">
-    <w:nsid w:val="00A99412"/>
-    <w:multiLevelType w:val="multilevel"/>
-    <w:lvl w:ilvl="0">
-      <w:start w:val="2"/>
-      <w:numFmt w:val="decimal"/>
-      <w:lvlText w:val="%1."/>
-      <w:lvlJc w:val="left"/>
-      <w:pPr>
-        <w:ind w:left="720" w:hanging="480"/>
-      </w:pPr>
-    </w:lvl>
-    <w:lvl w:ilvl="1">
-      <w:start w:val="2"/>
-      <w:numFmt w:val="decimal"/>
-      <w:lvlText w:val="%2."/>
-      <w:lvlJc w:val="left"/>
-      <w:pPr>
-        <w:ind w:left="1440" w:hanging="480"/>
-      </w:pPr>
-    </w:lvl>
-    <w:lvl w:ilvl="2">
-      <w:start w:val="2"/>
-      <w:numFmt w:val="decimal"/>
-      <w:lvlText w:val="%3."/>
-      <w:lvlJc w:val="left"/>
-      <w:pPr>
-        <w:ind w:left="2160" w:hanging="480"/>
-      </w:pPr>
-    </w:lvl>
-    <w:lvl w:ilvl="3">
-      <w:start w:val="2"/>
-      <w:numFmt w:val="decimal"/>
-      <w:lvlText w:val="%4."/>
-      <w:lvlJc w:val="left"/>
-      <w:pPr>
-        <w:ind w:left="2880" w:hanging="480"/>
-      </w:pPr>
-    </w:lvl>
-    <w:lvl w:ilvl="4">
-      <w:start w:val="2"/>
-      <w:numFmt w:val="decimal"/>
-      <w:lvlText w:val="%5."/>
-      <w:lvlJc w:val="left"/>
-      <w:pPr>
-        <w:ind w:left="3600" w:hanging="480"/>
-      </w:pPr>
-    </w:lvl>
-    <w:lvl w:ilvl="5">
-      <w:start w:val="2"/>
-      <w:numFmt w:val="decimal"/>
-      <w:lvlText w:val="%6."/>
-      <w:lvlJc w:val="left"/>
-      <w:pPr>
-        <w:ind w:left="4320" w:hanging="480"/>
-      </w:pPr>
-    </w:lvl>
-    <w:lvl w:ilvl="6">
-      <w:start w:val="2"/>
-      <w:numFmt w:val="decimal"/>
-      <w:lvlText w:val="%7."/>
-      <w:lvlJc w:val="left"/>
-      <w:pPr>
-        <w:ind w:left="5040" w:hanging="480"/>
-      </w:pPr>
-    </w:lvl>
-    <w:lvl w:ilvl="7">
-      <w:start w:val="2"/>
-      <w:numFmt w:val="decimal"/>
-      <w:lvlText w:val="%8."/>
-      <w:lvlJc w:val="left"/>
-      <w:pPr>
-        <w:ind w:left="5760" w:hanging="480"/>
-      </w:pPr>
-    </w:lvl>
-    <w:lvl w:ilvl="8">
-      <w:start w:val="2"/>
-      <w:numFmt w:val="decimal"/>
-      <w:lvlText w:val="%9."/>
-      <w:lvlJc w:val="left"/>
-      <w:pPr>
-        <w:ind w:left="6480" w:hanging="480"/>
-      </w:pPr>
-    </w:lvl>
-  </w:abstractNum>
-  <w:abstractNum w:abstractNumId="99413">
-    <w:nsid w:val="00A99413"/>
-    <w:multiLevelType w:val="multilevel"/>
-    <w:lvl w:ilvl="0">
-      <w:start w:val="3"/>
-      <w:numFmt w:val="decimal"/>
-      <w:lvlText w:val="%1."/>
-      <w:lvlJc w:val="left"/>
-      <w:pPr>
-        <w:ind w:left="720" w:hanging="480"/>
-      </w:pPr>
-    </w:lvl>
-    <w:lvl w:ilvl="1">
-      <w:start w:val="3"/>
-      <w:numFmt w:val="decimal"/>
-      <w:lvlText w:val="%2."/>
-      <w:lvlJc w:val="left"/>
-      <w:pPr>
-        <w:ind w:left="1440" w:hanging="480"/>
-      </w:pPr>
-    </w:lvl>
-    <w:lvl w:ilvl="2">
-      <w:start w:val="3"/>
-      <w:numFmt w:val="decimal"/>
-      <w:lvlText w:val="%3."/>
-      <w:lvlJc w:val="left"/>
-      <w:pPr>
-        <w:ind w:left="2160" w:hanging="480"/>
-      </w:pPr>
-    </w:lvl>
-    <w:lvl w:ilvl="3">
-      <w:start w:val="3"/>
-      <w:numFmt w:val="decimal"/>
-      <w:lvlText w:val="%4."/>
-      <w:lvlJc w:val="left"/>
-      <w:pPr>
-        <w:ind w:left="2880" w:hanging="480"/>
-      </w:pPr>
-    </w:lvl>
-    <w:lvl w:ilvl="4">
-      <w:start w:val="3"/>
-      <w:numFmt w:val="decimal"/>
-      <w:lvlText w:val="%5."/>
-      <w:lvlJc w:val="left"/>
-      <w:pPr>
-        <w:ind w:left="3600" w:hanging="480"/>
-      </w:pPr>
-    </w:lvl>
-    <w:lvl w:ilvl="5">
-      <w:start w:val="3"/>
-      <w:numFmt w:val="decimal"/>
-      <w:lvlText w:val="%6."/>
-      <w:lvlJc w:val="left"/>
-      <w:pPr>
-        <w:ind w:left="4320" w:hanging="480"/>
-      </w:pPr>
-    </w:lvl>
-    <w:lvl w:ilvl="6">
-      <w:start w:val="3"/>
-      <w:numFmt w:val="decimal"/>
-      <w:lvlText w:val="%7."/>
-      <w:lvlJc w:val="left"/>
-      <w:pPr>
-        <w:ind w:left="5040" w:hanging="480"/>
-      </w:pPr>
-    </w:lvl>
-    <w:lvl w:ilvl="7">
-      <w:start w:val="3"/>
-      <w:numFmt w:val="decimal"/>
-      <w:lvlText w:val="%8."/>
-      <w:lvlJc w:val="left"/>
-      <w:pPr>
-        <w:ind w:left="5760" w:hanging="480"/>
-      </w:pPr>
-    </w:lvl>
-    <w:lvl w:ilvl="8">
-      <w:start w:val="3"/>
-      <w:numFmt w:val="decimal"/>
-      <w:lvlText w:val="%9."/>
-      <w:lvlJc w:val="left"/>
-      <w:pPr>
-        <w:ind w:left="6480" w:hanging="480"/>
-      </w:pPr>
-    </w:lvl>
-  </w:abstractNum>
-  <w:abstractNum w:abstractNumId="99414">
-    <w:nsid w:val="00A99414"/>
-    <w:multiLevelType w:val="multilevel"/>
-    <w:lvl w:ilvl="0">
-      <w:start w:val="4"/>
-      <w:numFmt w:val="decimal"/>
-      <w:lvlText w:val="%1."/>
-      <w:lvlJc w:val="left"/>
-      <w:pPr>
-        <w:ind w:left="720" w:hanging="480"/>
-      </w:pPr>
-    </w:lvl>
-    <w:lvl w:ilvl="1">
-      <w:start w:val="4"/>
-      <w:numFmt w:val="decimal"/>
-      <w:lvlText w:val="%2."/>
-      <w:lvlJc w:val="left"/>
-      <w:pPr>
-        <w:ind w:left="1440" w:hanging="480"/>
-      </w:pPr>
-    </w:lvl>
-    <w:lvl w:ilvl="2">
-      <w:start w:val="4"/>
-      <w:numFmt w:val="decimal"/>
-      <w:lvlText w:val="%3."/>
-      <w:lvlJc w:val="left"/>
-      <w:pPr>
-        <w:ind w:left="2160" w:hanging="480"/>
-      </w:pPr>
-    </w:lvl>
-    <w:lvl w:ilvl="3">
-      <w:start w:val="4"/>
-      <w:numFmt w:val="decimal"/>
-      <w:lvlText w:val="%4."/>
-      <w:lvlJc w:val="left"/>
-      <w:pPr>
-        <w:ind w:left="2880" w:hanging="480"/>
-      </w:pPr>
-    </w:lvl>
-    <w:lvl w:ilvl="4">
-      <w:start w:val="4"/>
-      <w:numFmt w:val="decimal"/>
-      <w:lvlText w:val="%5."/>
-      <w:lvlJc w:val="left"/>
-      <w:pPr>
-        <w:ind w:left="3600" w:hanging="480"/>
-      </w:pPr>
-    </w:lvl>
-    <w:lvl w:ilvl="5">
-      <w:start w:val="4"/>
-      <w:numFmt w:val="decimal"/>
-      <w:lvlText w:val="%6."/>
-      <w:lvlJc w:val="left"/>
-      <w:pPr>
-        <w:ind w:left="4320" w:hanging="480"/>
-      </w:pPr>
-    </w:lvl>
-    <w:lvl w:ilvl="6">
-      <w:start w:val="4"/>
-      <w:numFmt w:val="decimal"/>
-      <w:lvlText w:val="%7."/>
-      <w:lvlJc w:val="left"/>
-      <w:pPr>
-        <w:ind w:left="5040" w:hanging="480"/>
-      </w:pPr>
-    </w:lvl>
-    <w:lvl w:ilvl="7">
-      <w:start w:val="4"/>
-      <w:numFmt w:val="decimal"/>
-      <w:lvlText w:val="%8."/>
-      <w:lvlJc w:val="left"/>
-      <w:pPr>
-        <w:ind w:left="5760" w:hanging="480"/>
-      </w:pPr>
-    </w:lvl>
-    <w:lvl w:ilvl="8">
-      <w:start w:val="4"/>
-      <w:numFmt w:val="decimal"/>
-      <w:lvlText w:val="%9."/>
-      <w:lvlJc w:val="left"/>
-      <w:pPr>
-        <w:ind w:left="6480" w:hanging="480"/>
-      </w:pPr>
-    </w:lvl>
-  </w:abstractNum>
-  <w:abstractNum w:abstractNumId="99415">
-    <w:nsid w:val="00A99415"/>
-    <w:multiLevelType w:val="multilevel"/>
-    <w:lvl w:ilvl="0">
-      <w:start w:val="5"/>
-      <w:numFmt w:val="decimal"/>
-      <w:lvlText w:val="%1."/>
-      <w:lvlJc w:val="left"/>
-      <w:pPr>
-        <w:ind w:left="720" w:hanging="480"/>
-      </w:pPr>
-    </w:lvl>
-    <w:lvl w:ilvl="1">
-      <w:start w:val="5"/>
-      <w:numFmt w:val="decimal"/>
-      <w:lvlText w:val="%2."/>
-      <w:lvlJc w:val="left"/>
-      <w:pPr>
-        <w:ind w:left="1440" w:hanging="480"/>
-      </w:pPr>
-    </w:lvl>
-    <w:lvl w:ilvl="2">
-      <w:start w:val="5"/>
-      <w:numFmt w:val="decimal"/>
-      <w:lvlText w:val="%3."/>
-      <w:lvlJc w:val="left"/>
-      <w:pPr>
-        <w:ind w:left="2160" w:hanging="480"/>
-      </w:pPr>
-    </w:lvl>
-    <w:lvl w:ilvl="3">
-      <w:start w:val="5"/>
-      <w:numFmt w:val="decimal"/>
-      <w:lvlText w:val="%4."/>
-      <w:lvlJc w:val="left"/>
-      <w:pPr>
-        <w:ind w:left="2880" w:hanging="480"/>
-      </w:pPr>
-    </w:lvl>
-    <w:lvl w:ilvl="4">
-      <w:start w:val="5"/>
-      <w:numFmt w:val="decimal"/>
-      <w:lvlText w:val="%5."/>
-      <w:lvlJc w:val="left"/>
-      <w:pPr>
-        <w:ind w:left="3600" w:hanging="480"/>
-      </w:pPr>
-    </w:lvl>
-    <w:lvl w:ilvl="5">
-      <w:start w:val="5"/>
-      <w:numFmt w:val="decimal"/>
-      <w:lvlText w:val="%6."/>
-      <w:lvlJc w:val="left"/>
-      <w:pPr>
-        <w:ind w:left="4320" w:hanging="480"/>
-      </w:pPr>
-    </w:lvl>
-    <w:lvl w:ilvl="6">
-      <w:start w:val="5"/>
-      <w:numFmt w:val="decimal"/>
-      <w:lvlText w:val="%7."/>
-      <w:lvlJc w:val="left"/>
-      <w:pPr>
-        <w:ind w:left="5040" w:hanging="480"/>
-      </w:pPr>
-    </w:lvl>
-    <w:lvl w:ilvl="7">
-      <w:start w:val="5"/>
-      <w:numFmt w:val="decimal"/>
-      <w:lvlText w:val="%8."/>
-      <w:lvlJc w:val="left"/>
-      <w:pPr>
-        <w:ind w:left="5760" w:hanging="480"/>
-      </w:pPr>
-    </w:lvl>
-    <w:lvl w:ilvl="8">
-      <w:start w:val="5"/>
-      <w:numFmt w:val="decimal"/>
-      <w:lvlText w:val="%9."/>
-      <w:lvlJc w:val="left"/>
-      <w:pPr>
-        <w:ind w:left="6480" w:hanging="480"/>
-      </w:pPr>
-    </w:lvl>
-  </w:abstractNum>
-  <w:abstractNum w:abstractNumId="99416">
-    <w:nsid w:val="00A99416"/>
-    <w:multiLevelType w:val="multilevel"/>
-    <w:lvl w:ilvl="0">
-      <w:start w:val="6"/>
-      <w:numFmt w:val="decimal"/>
-      <w:lvlText w:val="%1."/>
-      <w:lvlJc w:val="left"/>
-      <w:pPr>
-        <w:ind w:left="720" w:hanging="480"/>
-      </w:pPr>
-    </w:lvl>
-    <w:lvl w:ilvl="1">
-      <w:start w:val="6"/>
-      <w:numFmt w:val="decimal"/>
-      <w:lvlText w:val="%2."/>
-      <w:lvlJc w:val="left"/>
-      <w:pPr>
-        <w:ind w:left="1440" w:hanging="480"/>
-      </w:pPr>
-    </w:lvl>
-    <w:lvl w:ilvl="2">
-      <w:start w:val="6"/>
-      <w:numFmt w:val="decimal"/>
-      <w:lvlText w:val="%3."/>
-      <w:lvlJc w:val="left"/>
-      <w:pPr>
-        <w:ind w:left="2160" w:hanging="480"/>
-      </w:pPr>
-    </w:lvl>
-    <w:lvl w:ilvl="3">
-      <w:start w:val="6"/>
-      <w:numFmt w:val="decimal"/>
-      <w:lvlText w:val="%4."/>
-      <w:lvlJc w:val="left"/>
-      <w:pPr>
-        <w:ind w:left="2880" w:hanging="480"/>
-      </w:pPr>
-    </w:lvl>
-    <w:lvl w:ilvl="4">
-      <w:start w:val="6"/>
-      <w:numFmt w:val="decimal"/>
-      <w:lvlText w:val="%5."/>
-      <w:lvlJc w:val="left"/>
-      <w:pPr>
-        <w:ind w:left="3600" w:hanging="480"/>
-      </w:pPr>
-    </w:lvl>
-    <w:lvl w:ilvl="5">
-      <w:start w:val="6"/>
-      <w:numFmt w:val="decimal"/>
-      <w:lvlText w:val="%6."/>
-      <w:lvlJc w:val="left"/>
-      <w:pPr>
-        <w:ind w:left="4320" w:hanging="480"/>
-      </w:pPr>
-    </w:lvl>
-    <w:lvl w:ilvl="6">
-      <w:start w:val="6"/>
-      <w:numFmt w:val="decimal"/>
-      <w:lvlText w:val="%7."/>
-      <w:lvlJc w:val="left"/>
-      <w:pPr>
-        <w:ind w:left="5040" w:hanging="480"/>
-      </w:pPr>
-    </w:lvl>
-    <w:lvl w:ilvl="7">
-      <w:start w:val="6"/>
-      <w:numFmt w:val="decimal"/>
-      <w:lvlText w:val="%8."/>
-      <w:lvlJc w:val="left"/>
-      <w:pPr>
-        <w:ind w:left="5760" w:hanging="480"/>
-      </w:pPr>
-    </w:lvl>
-    <w:lvl w:ilvl="8">
-      <w:start w:val="6"/>
-      <w:numFmt w:val="decimal"/>
-      <w:lvlText w:val="%9."/>
-      <w:lvlJc w:val="left"/>
-      <w:pPr>
-        <w:ind w:left="6480" w:hanging="480"/>
-      </w:pPr>
-    </w:lvl>
-  </w:abstractNum>
-  <w:abstractNum w:abstractNumId="99417">
-    <w:nsid w:val="00A99417"/>
-    <w:multiLevelType w:val="multilevel"/>
-    <w:lvl w:ilvl="0">
-      <w:start w:val="7"/>
-      <w:numFmt w:val="decimal"/>
-      <w:lvlText w:val="%1."/>
-      <w:lvlJc w:val="left"/>
-      <w:pPr>
-        <w:ind w:left="720" w:hanging="480"/>
-      </w:pPr>
-    </w:lvl>
-    <w:lvl w:ilvl="1">
-      <w:start w:val="7"/>
-      <w:numFmt w:val="decimal"/>
-      <w:lvlText w:val="%2."/>
-      <w:lvlJc w:val="left"/>
-      <w:pPr>
-        <w:ind w:left="1440" w:hanging="480"/>
-      </w:pPr>
-    </w:lvl>
-    <w:lvl w:ilvl="2">
-      <w:start w:val="7"/>
-      <w:numFmt w:val="decimal"/>
-      <w:lvlText w:val="%3."/>
-      <w:lvlJc w:val="left"/>
-      <w:pPr>
-        <w:ind w:left="2160" w:hanging="480"/>
-      </w:pPr>
-    </w:lvl>
-    <w:lvl w:ilvl="3">
-      <w:start w:val="7"/>
-      <w:numFmt w:val="decimal"/>
-      <w:lvlText w:val="%4."/>
-      <w:lvlJc w:val="left"/>
-      <w:pPr>
-        <w:ind w:left="2880" w:hanging="480"/>
-      </w:pPr>
-    </w:lvl>
-    <w:lvl w:ilvl="4">
-      <w:start w:val="7"/>
-      <w:numFmt w:val="decimal"/>
-      <w:lvlText w:val="%5."/>
-      <w:lvlJc w:val="left"/>
-      <w:pPr>
-        <w:ind w:left="3600" w:hanging="480"/>
-      </w:pPr>
-    </w:lvl>
-    <w:lvl w:ilvl="5">
-      <w:start w:val="7"/>
-      <w:numFmt w:val="decimal"/>
-      <w:lvlText w:val="%6."/>
-      <w:lvlJc w:val="left"/>
-      <w:pPr>
-        <w:ind w:left="4320" w:hanging="480"/>
-      </w:pPr>
-    </w:lvl>
-    <w:lvl w:ilvl="6">
-      <w:start w:val="7"/>
-      <w:numFmt w:val="decimal"/>
-      <w:lvlText w:val="%7."/>
-      <w:lvlJc w:val="left"/>
-      <w:pPr>
-        <w:ind w:left="5040" w:hanging="480"/>
-      </w:pPr>
-    </w:lvl>
-    <w:lvl w:ilvl="7">
-      <w:start w:val="7"/>
-      <w:numFmt w:val="decimal"/>
-      <w:lvlText w:val="%8."/>
-      <w:lvlJc w:val="left"/>
-      <w:pPr>
-        <w:ind w:left="5760" w:hanging="480"/>
-      </w:pPr>
-    </w:lvl>
-    <w:lvl w:ilvl="8">
-      <w:start w:val="7"/>
-      <w:numFmt w:val="decimal"/>
-      <w:lvlText w:val="%9."/>
-      <w:lvlJc w:val="left"/>
-      <w:pPr>
-        <w:ind w:left="6480" w:hanging="480"/>
-      </w:pPr>
-    </w:lvl>
-  </w:abstractNum>
   <w:num w:numId="1000">
     <w:abstractNumId w:val="990"/>
-  </w:num>
-  <w:num w:numId="1001">
-    <w:abstractNumId w:val="99411"/>
-    <w:lvlOverride w:ilvl="0">
-      <w:startOverride w:val="1"/>
-    </w:lvlOverride>
-    <w:lvlOverride w:ilvl="1">
-      <w:startOverride w:val="1"/>
-    </w:lvlOverride>
-    <w:lvlOverride w:ilvl="2">
-      <w:startOverride w:val="1"/>
-    </w:lvlOverride>
-    <w:lvlOverride w:ilvl="3">
-      <w:startOverride w:val="1"/>
-    </w:lvlOverride>
-    <w:lvlOverride w:ilvl="4">
-      <w:startOverride w:val="1"/>
-    </w:lvlOverride>
-    <w:lvlOverride w:ilvl="5">
-      <w:startOverride w:val="1"/>
-    </w:lvlOverride>
-    <w:lvlOverride w:ilvl="6">
-      <w:startOverride w:val="1"/>
-    </w:lvlOverride>
-    <w:lvlOverride w:ilvl="7">
-      <w:startOverride w:val="1"/>
-    </w:lvlOverride>
-    <w:lvlOverride w:ilvl="8">
-      <w:startOverride w:val="1"/>
-    </w:lvlOverride>
-  </w:num>
-  <w:num w:numId="1002">
-    <w:abstractNumId w:val="99412"/>
-    <w:lvlOverride w:ilvl="0">
-      <w:startOverride w:val="2"/>
-    </w:lvlOverride>
-    <w:lvlOverride w:ilvl="1">
-      <w:startOverride w:val="2"/>
-    </w:lvlOverride>
-    <w:lvlOverride w:ilvl="2">
-      <w:startOverride w:val="2"/>
-    </w:lvlOverride>
-    <w:lvlOverride w:ilvl="3">
-      <w:startOverride w:val="2"/>
-    </w:lvlOverride>
-    <w:lvlOverride w:ilvl="4">
-      <w:startOverride w:val="2"/>
-    </w:lvlOverride>
-    <w:lvlOverride w:ilvl="5">
-      <w:startOverride w:val="2"/>
-    </w:lvlOverride>
-    <w:lvlOverride w:ilvl="6">
-      <w:startOverride w:val="2"/>
-    </w:lvlOverride>
-    <w:lvlOverride w:ilvl="7">
-      <w:startOverride w:val="2"/>
-    </w:lvlOverride>
-    <w:lvlOverride w:ilvl="8">
-      <w:startOverride w:val="2"/>
-    </w:lvlOverride>
-  </w:num>
-  <w:num w:numId="1003">
-    <w:abstractNumId w:val="99413"/>
-    <w:lvlOverride w:ilvl="0">
-      <w:startOverride w:val="3"/>
-    </w:lvlOverride>
-    <w:lvlOverride w:ilvl="1">
-      <w:startOverride w:val="3"/>
-    </w:lvlOverride>
-    <w:lvlOverride w:ilvl="2">
-      <w:startOverride w:val="3"/>
-    </w:lvlOverride>
-    <w:lvlOverride w:ilvl="3">
-      <w:startOverride w:val="3"/>
-    </w:lvlOverride>
-    <w:lvlOverride w:ilvl="4">
-      <w:startOverride w:val="3"/>
-    </w:lvlOverride>
-    <w:lvlOverride w:ilvl="5">
-      <w:startOverride w:val="3"/>
-    </w:lvlOverride>
-    <w:lvlOverride w:ilvl="6">
-      <w:startOverride w:val="3"/>
-    </w:lvlOverride>
-    <w:lvlOverride w:ilvl="7">
-      <w:startOverride w:val="3"/>
-    </w:lvlOverride>
-    <w:lvlOverride w:ilvl="8">
-      <w:startOverride w:val="3"/>
-    </w:lvlOverride>
-  </w:num>
-  <w:num w:numId="1004">
-    <w:abstractNumId w:val="99414"/>
-    <w:lvlOverride w:ilvl="0">
-      <w:startOverride w:val="4"/>
-    </w:lvlOverride>
-    <w:lvlOverride w:ilvl="1">
-      <w:startOverride w:val="4"/>
-    </w:lvlOverride>
-    <w:lvlOverride w:ilvl="2">
-      <w:startOverride w:val="4"/>
-    </w:lvlOverride>
-    <w:lvlOverride w:ilvl="3">
-      <w:startOverride w:val="4"/>
-    </w:lvlOverride>
-    <w:lvlOverride w:ilvl="4">
-      <w:startOverride w:val="4"/>
-    </w:lvlOverride>
-    <w:lvlOverride w:ilvl="5">
-      <w:startOverride w:val="4"/>
-    </w:lvlOverride>
-    <w:lvlOverride w:ilvl="6">
-      <w:startOverride w:val="4"/>
-    </w:lvlOverride>
-    <w:lvlOverride w:ilvl="7">
-      <w:startOverride w:val="4"/>
-    </w:lvlOverride>
-    <w:lvlOverride w:ilvl="8">
-      <w:startOverride w:val="4"/>
-    </w:lvlOverride>
-  </w:num>
-  <w:num w:numId="1005">
-    <w:abstractNumId w:val="99415"/>
-    <w:lvlOverride w:ilvl="0">
-      <w:startOverride w:val="5"/>
-    </w:lvlOverride>
-    <w:lvlOverride w:ilvl="1">
-      <w:startOverride w:val="5"/>
-    </w:lvlOverride>
-    <w:lvlOverride w:ilvl="2">
-      <w:startOverride w:val="5"/>
-    </w:lvlOverride>
-    <w:lvlOverride w:ilvl="3">
-      <w:startOverride w:val="5"/>
-    </w:lvlOverride>
-    <w:lvlOverride w:ilvl="4">
-      <w:startOverride w:val="5"/>
-    </w:lvlOverride>
-    <w:lvlOverride w:ilvl="5">
-      <w:startOverride w:val="5"/>
-    </w:lvlOverride>
-    <w:lvlOverride w:ilvl="6">
-      <w:startOverride w:val="5"/>
-    </w:lvlOverride>
-    <w:lvlOverride w:ilvl="7">
-      <w:startOverride w:val="5"/>
-    </w:lvlOverride>
-    <w:lvlOverride w:ilvl="8">
-      <w:startOverride w:val="5"/>
-    </w:lvlOverride>
-  </w:num>
-  <w:num w:numId="1006">
-    <w:abstractNumId w:val="99416"/>
-    <w:lvlOverride w:ilvl="0">
-      <w:startOverride w:val="6"/>
-    </w:lvlOverride>
-    <w:lvlOverride w:ilvl="1">
-      <w:startOverride w:val="6"/>
-    </w:lvlOverride>
-    <w:lvlOverride w:ilvl="2">
-      <w:startOverride w:val="6"/>
-    </w:lvlOverride>
-    <w:lvlOverride w:ilvl="3">
-      <w:startOverride w:val="6"/>
-    </w:lvlOverride>
-    <w:lvlOverride w:ilvl="4">
-      <w:startOverride w:val="6"/>
-    </w:lvlOverride>
-    <w:lvlOverride w:ilvl="5">
-      <w:startOverride w:val="6"/>
-    </w:lvlOverride>
-    <w:lvlOverride w:ilvl="6">
-      <w:startOverride w:val="6"/>
-    </w:lvlOverride>
-    <w:lvlOverride w:ilvl="7">
-      <w:startOverride w:val="6"/>
-    </w:lvlOverride>
-    <w:lvlOverride w:ilvl="8">
-      <w:startOverride w:val="6"/>
-    </w:lvlOverride>
-  </w:num>
-  <w:num w:numId="1007">
-    <w:abstractNumId w:val="99417"/>
-    <w:lvlOverride w:ilvl="0">
-      <w:startOverride w:val="7"/>
-    </w:lvlOverride>
-    <w:lvlOverride w:ilvl="1">
-      <w:startOverride w:val="7"/>
-    </w:lvlOverride>
-    <w:lvlOverride w:ilvl="2">
-      <w:startOverride w:val="7"/>
-    </w:lvlOverride>
-    <w:lvlOverride w:ilvl="3">
-      <w:startOverride w:val="7"/>
-    </w:lvlOverride>
-    <w:lvlOverride w:ilvl="4">
-      <w:startOverride w:val="7"/>
-    </w:lvlOverride>
-    <w:lvlOverride w:ilvl="5">
-      <w:startOverride w:val="7"/>
-    </w:lvlOverride>
-    <w:lvlOverride w:ilvl="6">
-      <w:startOverride w:val="7"/>
-    </w:lvlOverride>
-    <w:lvlOverride w:ilvl="7">
-      <w:startOverride w:val="7"/>
-    </w:lvlOverride>
-    <w:lvlOverride w:ilvl="8">
-      <w:startOverride w:val="7"/>
-    </w:lvlOverride>
   </w:num>
 </w:numbering>
 </file>
